--- a/Actividad1_Sistema_Rescate_Adopcion_Animal.docx
+++ b/Actividad1_Sistema_Rescate_Adopcion_Animal.docx
@@ -83,10 +83,7 @@
         <w:spacing w:before="60" w:after="100"/>
       </w:pPr>
       <w:r>
-        <w:rPr>
-          <w:highlight w:val="yellow"/>
-        </w:rPr>
-        <w:t>[Nombre del docente de la asignatura]</w:t>
+        <w:t>Ing.</w:t>
       </w:r>
     </w:p>
     <w:p>
@@ -116,12 +113,6 @@
         <w:gridCol w:w="3513"/>
       </w:tblGrid>
       <w:tr>
-        <w:tblPrEx>
-          <w:tblCellMar>
-            <w:top w:w="0" w:type="dxa"/>
-            <w:bottom w:w="0" w:type="dxa"/>
-          </w:tblCellMar>
-        </w:tblPrEx>
         <w:trPr>
           <w:tblHeader/>
         </w:trPr>
@@ -195,12 +186,6 @@
         </w:tc>
       </w:tr>
       <w:tr>
-        <w:tblPrEx>
-          <w:tblCellMar>
-            <w:top w:w="0" w:type="dxa"/>
-            <w:bottom w:w="0" w:type="dxa"/>
-          </w:tblCellMar>
-        </w:tblPrEx>
         <w:trPr>
           <w:cantSplit/>
         </w:trPr>
@@ -284,13 +269,10 @@
     </w:p>
     <w:p>
       <w:pPr>
-        <w:spacing w:before="60" w:after="100"/>
-      </w:pPr>
-      <w:r>
-        <w:rPr>
-          <w:highlight w:val="yellow"/>
-        </w:rPr>
-        <w:t>[TUS NOMBRES Y APELLIDOS]</w:t>
+        <w:spacing w:before="60" w:after="20" w:line="300" w:lineRule="auto"/>
+      </w:pPr>
+      <w:r>
+        <w:t xml:space="preserve">Marco Barreiro Romero </w:t>
       </w:r>
     </w:p>
     <w:p>
@@ -310,10 +292,7 @@
         <w:spacing w:before="60" w:after="100"/>
       </w:pPr>
       <w:r>
-        <w:rPr>
-          <w:highlight w:val="yellow"/>
-        </w:rPr>
-        <w:t>[Paralelo]</w:t>
+        <w:t>C</w:t>
       </w:r>
     </w:p>
     <w:p>
@@ -333,10 +312,7 @@
         <w:spacing w:before="60" w:after="100"/>
       </w:pPr>
       <w:r>
-        <w:rPr>
-          <w:highlight w:val="yellow"/>
-        </w:rPr>
-        <w:t>[Semestre]</w:t>
+        <w:t xml:space="preserve">5 </w:t>
       </w:r>
     </w:p>
     <w:p>
@@ -386,10 +362,7 @@
         <w:spacing w:before="60" w:after="100"/>
       </w:pPr>
       <w:r>
-        <w:rPr>
-          <w:highlight w:val="yellow"/>
-        </w:rPr>
-        <w:t>[Periodo académico]</w:t>
+        <w:t xml:space="preserve">Septiembre-enero </w:t>
       </w:r>
     </w:p>
     <w:p>
@@ -1603,17 +1576,7 @@
           <w:sz w:val="18"/>
           <w:szCs w:val="18"/>
         </w:rPr>
-        <w:t xml:space="preserve">                                        </w:t>
-      </w:r>
-      <w:r>
-        <w:rPr>
-          <w:i/>
-          <w:iCs/>
-          <w:color w:val="595959"/>
-          <w:sz w:val="18"/>
-          <w:szCs w:val="18"/>
-        </w:rPr>
-        <w:t>Figura 1. Diagrama de casos de uso del Sistema de Control de Rescate y Adopción Animal.</w:t>
+        <w:t xml:space="preserve">                                        Figura 1. Diagrama de casos de uso del Sistema de Control de Rescate y Adopción Animal.</w:t>
       </w:r>
     </w:p>
     <w:p>
@@ -1805,17 +1768,7 @@
           <w:sz w:val="18"/>
           <w:szCs w:val="18"/>
         </w:rPr>
-        <w:t xml:space="preserve">                                                                                                      </w:t>
-      </w:r>
-      <w:r>
-        <w:rPr>
-          <w:i/>
-          <w:iCs/>
-          <w:color w:val="595959"/>
-          <w:sz w:val="18"/>
-          <w:szCs w:val="18"/>
-        </w:rPr>
-        <w:t>Figura 3. Diagrama de clases UML: expedientes, fábricas y usuarios.</w:t>
+        <w:t xml:space="preserve">                                                                                                      Figura 3. Diagrama de clases UML: expedientes, fábricas y usuarios.</w:t>
       </w:r>
     </w:p>
     <w:p>
@@ -2532,17 +2485,7 @@
           <w:sz w:val="18"/>
           <w:szCs w:val="18"/>
         </w:rPr>
-        <w:t xml:space="preserve">              </w:t>
-      </w:r>
-      <w:r>
-        <w:rPr>
-          <w:i/>
-          <w:iCs/>
-          <w:color w:val="595959"/>
-          <w:sz w:val="18"/>
-          <w:szCs w:val="18"/>
-        </w:rPr>
-        <w:t>Figura 4. Arquitectura general del sistema integrando el flujo de versiones.</w:t>
+        <w:t xml:space="preserve">              Figura 4. Arquitectura general del sistema integrando el flujo de versiones.</w:t>
       </w:r>
     </w:p>
     <w:p>
@@ -3605,47 +3548,59 @@
     <w:p>
       <w:pPr>
         <w:pStyle w:val="Fuerte1"/>
-        <w:rPr>
-          <w:lang w:val="en-US"/>
-        </w:rPr>
-      </w:pPr>
-      <w:r>
-        <w:rPr>
-          <w:rFonts w:ascii="Consolas" w:eastAsia="Consolas" w:hAnsi="Consolas" w:cs="Consolas"/>
-          <w:sz w:val="18"/>
-          <w:szCs w:val="18"/>
-          <w:lang w:val="en-US"/>
-        </w:rPr>
-        <w:t xml:space="preserve">    public abstract </w:t>
-      </w:r>
-      <w:proofErr w:type="spellStart"/>
-      <w:r>
-        <w:rPr>
-          <w:rFonts w:ascii="Consolas" w:eastAsia="Consolas" w:hAnsi="Consolas" w:cs="Consolas"/>
-          <w:sz w:val="18"/>
-          <w:szCs w:val="18"/>
-          <w:lang w:val="en-US"/>
-        </w:rPr>
-        <w:t>Expediente</w:t>
-      </w:r>
-      <w:proofErr w:type="spellEnd"/>
-      <w:r>
-        <w:rPr>
-          <w:rFonts w:ascii="Consolas" w:eastAsia="Consolas" w:hAnsi="Consolas" w:cs="Consolas"/>
-          <w:sz w:val="18"/>
-          <w:szCs w:val="18"/>
-          <w:lang w:val="en-US"/>
+      </w:pPr>
+      <w:r>
+        <w:rPr>
+          <w:rFonts w:ascii="Consolas" w:eastAsia="Consolas" w:hAnsi="Consolas" w:cs="Consolas"/>
+          <w:sz w:val="18"/>
+          <w:szCs w:val="18"/>
+          <w:lang w:val="en-US"/>
+        </w:rPr>
+        <w:t xml:space="preserve">    </w:t>
+      </w:r>
+      <w:proofErr w:type="spellStart"/>
+      <w:r>
+        <w:rPr>
+          <w:rFonts w:ascii="Consolas" w:eastAsia="Consolas" w:hAnsi="Consolas" w:cs="Consolas"/>
+          <w:sz w:val="18"/>
+          <w:szCs w:val="18"/>
+        </w:rPr>
+        <w:t>public</w:t>
+      </w:r>
+      <w:proofErr w:type="spellEnd"/>
+      <w:r>
+        <w:rPr>
+          <w:rFonts w:ascii="Consolas" w:eastAsia="Consolas" w:hAnsi="Consolas" w:cs="Consolas"/>
+          <w:sz w:val="18"/>
+          <w:szCs w:val="18"/>
         </w:rPr>
         <w:t xml:space="preserve"> </w:t>
       </w:r>
       <w:proofErr w:type="spellStart"/>
+      <w:r>
+        <w:rPr>
+          <w:rFonts w:ascii="Consolas" w:eastAsia="Consolas" w:hAnsi="Consolas" w:cs="Consolas"/>
+          <w:sz w:val="18"/>
+          <w:szCs w:val="18"/>
+        </w:rPr>
+        <w:t>abstract</w:t>
+      </w:r>
+      <w:proofErr w:type="spellEnd"/>
+      <w:r>
+        <w:rPr>
+          <w:rFonts w:ascii="Consolas" w:eastAsia="Consolas" w:hAnsi="Consolas" w:cs="Consolas"/>
+          <w:sz w:val="18"/>
+          <w:szCs w:val="18"/>
+        </w:rPr>
+        <w:t xml:space="preserve"> Expediente </w:t>
+      </w:r>
+      <w:proofErr w:type="spellStart"/>
       <w:proofErr w:type="gramStart"/>
       <w:r>
         <w:rPr>
           <w:rFonts w:ascii="Consolas" w:eastAsia="Consolas" w:hAnsi="Consolas" w:cs="Consolas"/>
           <w:sz w:val="18"/>
           <w:szCs w:val="18"/>
-          <w:lang w:val="en-US"/>
         </w:rPr>
         <w:t>crearExpediente</w:t>
       </w:r>
@@ -3655,7 +3610,6 @@
           <w:rFonts w:ascii="Consolas" w:eastAsia="Consolas" w:hAnsi="Consolas" w:cs="Consolas"/>
           <w:sz w:val="18"/>
           <w:szCs w:val="18"/>
-          <w:lang w:val="en-US"/>
         </w:rPr>
         <w:t>(</w:t>
       </w:r>
@@ -3666,7 +3620,6 @@
           <w:rFonts w:ascii="Consolas" w:eastAsia="Consolas" w:hAnsi="Consolas" w:cs="Consolas"/>
           <w:sz w:val="18"/>
           <w:szCs w:val="18"/>
-          <w:lang w:val="en-US"/>
         </w:rPr>
         <w:t>CasoRescate</w:t>
       </w:r>
@@ -3676,29 +3629,8 @@
           <w:rFonts w:ascii="Consolas" w:eastAsia="Consolas" w:hAnsi="Consolas" w:cs="Consolas"/>
           <w:sz w:val="18"/>
           <w:szCs w:val="18"/>
-          <w:lang w:val="en-US"/>
-        </w:rPr>
-        <w:t xml:space="preserve"> </w:t>
-      </w:r>
-      <w:proofErr w:type="spellStart"/>
-      <w:r>
-        <w:rPr>
-          <w:rFonts w:ascii="Consolas" w:eastAsia="Consolas" w:hAnsi="Consolas" w:cs="Consolas"/>
-          <w:sz w:val="18"/>
-          <w:szCs w:val="18"/>
-          <w:lang w:val="en-US"/>
-        </w:rPr>
-        <w:t>caso</w:t>
-      </w:r>
-      <w:proofErr w:type="spellEnd"/>
-      <w:r>
-        <w:rPr>
-          <w:rFonts w:ascii="Consolas" w:eastAsia="Consolas" w:hAnsi="Consolas" w:cs="Consolas"/>
-          <w:sz w:val="18"/>
-          <w:szCs w:val="18"/>
-          <w:lang w:val="en-US"/>
-        </w:rPr>
-        <w:t>);</w:t>
+        </w:rPr>
+        <w:t xml:space="preserve"> caso);</w:t>
       </w:r>
     </w:p>
     <w:p>
